--- a/Files/01 - Bereshis/05 - Chayai Sara/5787/Chayai Sara 5787.docx
+++ b/Files/01 - Bereshis/05 - Chayai Sara/5787/Chayai Sara 5787.docx
@@ -33,7 +33,19 @@
         <w:rPr>
           <w:rFonts w:ascii="Times New Roman" w:hAnsi="Times New Roman" w:cs="Times New Roman"/>
         </w:rPr>
-        <w:t xml:space="preserve">, to my mind, the first </w:t>
+        <w:t>, to my mind, the first</w:t>
+      </w:r>
+      <w:r>
+        <w:rPr>
+          <w:rFonts w:ascii="Times New Roman" w:hAnsi="Times New Roman" w:cs="Times New Roman"/>
+        </w:rPr>
+        <w:t xml:space="preserve"> reference to sitting</w:t>
+      </w:r>
+      <w:r>
+        <w:rPr>
+          <w:rFonts w:ascii="Times New Roman" w:hAnsi="Times New Roman" w:cs="Times New Roman"/>
+        </w:rPr>
+        <w:t xml:space="preserve"> </w:t>
       </w:r>
       <w:r>
         <w:rPr>
@@ -46,7 +58,7 @@
         <w:rPr>
           <w:rFonts w:ascii="Times New Roman" w:hAnsi="Times New Roman" w:cs="Times New Roman"/>
         </w:rPr>
-        <w:t xml:space="preserve"> that was ever alluded to in the </w:t>
+        <w:t xml:space="preserve"> ever alluded to in the </w:t>
       </w:r>
       <w:r>
         <w:rPr>
@@ -58,19 +70,13 @@
         <w:rPr>
           <w:rFonts w:ascii="Times New Roman" w:hAnsi="Times New Roman" w:cs="Times New Roman"/>
         </w:rPr>
-        <w:t xml:space="preserve"> is </w:t>
-      </w:r>
-      <w:r>
-        <w:rPr>
-          <w:rFonts w:ascii="Times New Roman" w:hAnsi="Times New Roman" w:cs="Times New Roman"/>
-        </w:rPr>
-        <w:t>in</w:t>
-      </w:r>
-      <w:r>
-        <w:rPr>
-          <w:rFonts w:ascii="Times New Roman" w:hAnsi="Times New Roman" w:cs="Times New Roman"/>
-        </w:rPr>
-        <w:t xml:space="preserve"> </w:t>
+        <w:t xml:space="preserve"> is</w:t>
+      </w:r>
+      <w:r>
+        <w:rPr>
+          <w:rFonts w:ascii="Times New Roman" w:hAnsi="Times New Roman" w:cs="Times New Roman"/>
+        </w:rPr>
+        <w:t xml:space="preserve"> in </w:t>
       </w:r>
       <w:r>
         <w:rPr>
@@ -111,7 +117,7 @@
         <w:rPr>
           <w:rFonts w:ascii="Times New Roman" w:hAnsi="Times New Roman" w:cs="Times New Roman"/>
         </w:rPr>
-        <w:t xml:space="preserve">. </w:t>
+        <w:t>.</w:t>
       </w:r>
       <w:r>
         <w:rPr>
@@ -311,7 +317,7 @@
         <w:rPr>
           <w:rFonts w:ascii="Times New Roman" w:hAnsi="Times New Roman" w:cs="Times New Roman"/>
         </w:rPr>
-        <w:t xml:space="preserve">The famous </w:t>
+        <w:t xml:space="preserve">The </w:t>
       </w:r>
       <w:r>
         <w:rPr>
@@ -324,7 +330,19 @@
         <w:rPr>
           <w:rFonts w:ascii="Times New Roman" w:hAnsi="Times New Roman" w:cs="Times New Roman"/>
         </w:rPr>
-        <w:t xml:space="preserve"> we say in </w:t>
+        <w:t xml:space="preserve"> </w:t>
+      </w:r>
+      <w:r>
+        <w:rPr>
+          <w:rFonts w:ascii="Times New Roman" w:hAnsi="Times New Roman" w:cs="Times New Roman"/>
+        </w:rPr>
+        <w:t>in</w:t>
+      </w:r>
+      <w:r>
+        <w:rPr>
+          <w:rFonts w:ascii="Times New Roman" w:hAnsi="Times New Roman" w:cs="Times New Roman"/>
+        </w:rPr>
+        <w:t xml:space="preserve"> </w:t>
       </w:r>
       <w:r>
         <w:rPr>
@@ -356,7 +374,32 @@
         <w:rPr>
           <w:rFonts w:ascii="Times New Roman" w:hAnsi="Times New Roman" w:cs="Times New Roman"/>
         </w:rPr>
-        <w:t xml:space="preserve"> has within it a </w:t>
+        <w:t xml:space="preserve"> </w:t>
+      </w:r>
+      <w:r>
+        <w:rPr>
+          <w:rFonts w:ascii="Times New Roman" w:hAnsi="Times New Roman" w:cs="Times New Roman"/>
+        </w:rPr>
+        <w:t xml:space="preserve">for </w:t>
+      </w:r>
+      <w:r>
+        <w:rPr>
+          <w:rFonts w:ascii="Times New Roman" w:hAnsi="Times New Roman" w:cs="Times New Roman" w:hint="cs"/>
+          <w:rtl/>
+        </w:rPr>
+        <w:t>שבעה</w:t>
+      </w:r>
+      <w:r>
+        <w:rPr>
+          <w:rFonts w:ascii="Times New Roman" w:hAnsi="Times New Roman" w:cs="Times New Roman"/>
+        </w:rPr>
+        <w:t xml:space="preserve"> </w:t>
+      </w:r>
+      <w:r>
+        <w:rPr>
+          <w:rFonts w:ascii="Times New Roman" w:hAnsi="Times New Roman" w:cs="Times New Roman"/>
+        </w:rPr>
+        <w:t xml:space="preserve">has within it a </w:t>
       </w:r>
       <w:r>
         <w:rPr>
@@ -919,25 +962,13 @@
         <w:rPr>
           <w:rFonts w:ascii="Times New Roman" w:hAnsi="Times New Roman" w:cs="Times New Roman"/>
         </w:rPr>
-        <w:t xml:space="preserve"> for, if not </w:t>
+        <w:t xml:space="preserve"> for </w:t>
       </w:r>
       <w:r>
         <w:rPr>
           <w:rFonts w:ascii="Times New Roman" w:hAnsi="Times New Roman" w:cs="Times New Roman"/>
         </w:rPr>
         <w:t xml:space="preserve">hundreds </w:t>
-      </w:r>
-      <w:r>
-        <w:rPr>
-          <w:rFonts w:ascii="Times New Roman" w:hAnsi="Times New Roman" w:cs="Times New Roman"/>
-        </w:rPr>
-        <w:t xml:space="preserve">of people, </w:t>
-      </w:r>
-      <w:r>
-        <w:rPr>
-          <w:rFonts w:ascii="Times New Roman" w:hAnsi="Times New Roman" w:cs="Times New Roman"/>
-        </w:rPr>
-        <w:t xml:space="preserve">dozens </w:t>
       </w:r>
       <w:r>
         <w:rPr>
@@ -1051,7 +1082,31 @@
         <w:rPr>
           <w:rFonts w:ascii="Times New Roman" w:hAnsi="Times New Roman" w:cs="Times New Roman"/>
         </w:rPr>
-        <w:t xml:space="preserve">. What after all is </w:t>
+        <w:t xml:space="preserve">. </w:t>
+      </w:r>
+      <w:r>
+        <w:rPr>
+          <w:rFonts w:ascii="Times New Roman" w:hAnsi="Times New Roman" w:cs="Times New Roman"/>
+        </w:rPr>
+        <w:t>A</w:t>
+      </w:r>
+      <w:r>
+        <w:rPr>
+          <w:rFonts w:ascii="Times New Roman" w:hAnsi="Times New Roman" w:cs="Times New Roman"/>
+        </w:rPr>
+        <w:t>fter all</w:t>
+      </w:r>
+      <w:r>
+        <w:rPr>
+          <w:rFonts w:ascii="Times New Roman" w:hAnsi="Times New Roman" w:cs="Times New Roman"/>
+        </w:rPr>
+        <w:t>, what</w:t>
+      </w:r>
+      <w:r>
+        <w:rPr>
+          <w:rFonts w:ascii="Times New Roman" w:hAnsi="Times New Roman" w:cs="Times New Roman"/>
+        </w:rPr>
+        <w:t xml:space="preserve"> is </w:t>
       </w:r>
       <w:r>
         <w:rPr>
@@ -1157,7 +1212,19 @@
         <w:rPr>
           <w:rFonts w:ascii="Times New Roman" w:hAnsi="Times New Roman" w:cs="Times New Roman"/>
         </w:rPr>
-        <w:t xml:space="preserve">. That is </w:t>
+        <w:t xml:space="preserve">. </w:t>
+      </w:r>
+      <w:r>
+        <w:rPr>
+          <w:rFonts w:ascii="Times New Roman" w:hAnsi="Times New Roman" w:cs="Times New Roman"/>
+        </w:rPr>
+        <w:t>T</w:t>
+      </w:r>
+      <w:r>
+        <w:rPr>
+          <w:rFonts w:ascii="Times New Roman" w:hAnsi="Times New Roman" w:cs="Times New Roman"/>
+        </w:rPr>
+        <w:t xml:space="preserve">hat is the true </w:t>
       </w:r>
       <w:r>
         <w:rPr>
@@ -1169,19 +1236,6 @@
       <w:r>
         <w:rPr>
           <w:rFonts w:ascii="Times New Roman" w:hAnsi="Times New Roman" w:cs="Times New Roman"/>
-        </w:rPr>
-        <w:t xml:space="preserve">, that is the true </w:t>
-      </w:r>
-      <w:r>
-        <w:rPr>
-          <w:rFonts w:ascii="Times New Roman" w:hAnsi="Times New Roman" w:cs="Times New Roman" w:hint="cs"/>
-          <w:rtl/>
-        </w:rPr>
-        <w:t>עשירות</w:t>
-      </w:r>
-      <w:r>
-        <w:rPr>
-          <w:rFonts w:ascii="Times New Roman" w:hAnsi="Times New Roman" w:cs="Times New Roman"/>
           <w:rtl/>
         </w:rPr>
         <w:t xml:space="preserve"> </w:t>
@@ -1422,7 +1476,19 @@
         <w:rPr>
           <w:rFonts w:ascii="Times New Roman" w:hAnsi="Times New Roman" w:cs="Times New Roman"/>
         </w:rPr>
-        <w:t xml:space="preserve"> exact opposite of how we </w:t>
+        <w:t xml:space="preserve"> </w:t>
+      </w:r>
+      <w:r>
+        <w:rPr>
+          <w:rFonts w:ascii="Times New Roman" w:hAnsi="Times New Roman" w:cs="Times New Roman"/>
+        </w:rPr>
+        <w:t xml:space="preserve">the </w:t>
+      </w:r>
+      <w:r>
+        <w:rPr>
+          <w:rFonts w:ascii="Times New Roman" w:hAnsi="Times New Roman" w:cs="Times New Roman"/>
+        </w:rPr>
+        <w:t xml:space="preserve">exact opposite of how we </w:t>
       </w:r>
       <w:r>
         <w:rPr>
@@ -1608,7 +1674,19 @@
         <w:rPr>
           <w:rFonts w:ascii="Times New Roman" w:hAnsi="Times New Roman" w:cs="Times New Roman"/>
         </w:rPr>
-        <w:t xml:space="preserve"> for a person to hear such a word, that he knows that he is carrying on the tradition, the </w:t>
+        <w:t xml:space="preserve"> for a person to hear such a </w:t>
+      </w:r>
+      <w:r>
+        <w:rPr>
+          <w:rFonts w:ascii="Times New Roman" w:hAnsi="Times New Roman" w:cs="Times New Roman"/>
+        </w:rPr>
+        <w:t>vort</w:t>
+      </w:r>
+      <w:r>
+        <w:rPr>
+          <w:rFonts w:ascii="Times New Roman" w:hAnsi="Times New Roman" w:cs="Times New Roman"/>
+        </w:rPr>
+        <w:t xml:space="preserve">, that he knows that he is carrying on the tradition, the </w:t>
       </w:r>
       <w:r>
         <w:rPr>
@@ -1732,6 +1810,14 @@
         </w:rPr>
         <w:t>.</w:t>
       </w:r>
+    </w:p>
+    <w:p>
+      <w:pPr>
+        <w:jc w:val="both"/>
+        <w:rPr>
+          <w:rFonts w:ascii="Times New Roman" w:hAnsi="Times New Roman" w:cs="Times New Roman"/>
+        </w:rPr>
+      </w:pPr>
     </w:p>
     <w:sectPr>
       <w:footerReference w:type="default" r:id="rId6"/>
